--- a/formatos/formatos_cesiones_mx/cesion_moral_a_moral_mx.docx
+++ b/formatos/formatos_cesiones_mx/cesion_moral_a_moral_mx.docx
@@ -1390,9 +1390,9 @@
           <w:szCs w:val="21"/>
           <w:highlight w:val="yellow"/>
         </w:rPr>
-        <w:t>{{ BANCO</w:t>
-      </w:r>
-      <w:proofErr w:type="gramEnd"/>
+        <w:t xml:space="preserve">{{ </w:t>
+      </w:r>
+      <w:proofErr w:type="spellStart"/>
       <w:r>
         <w:rPr>
           <w:rFonts w:ascii="Garamond" w:eastAsia="Garamond" w:hAnsi="Garamond" w:cs="Garamond"/>
@@ -1400,7 +1400,47 @@
           <w:szCs w:val="21"/>
           <w:highlight w:val="yellow"/>
         </w:rPr>
-        <w:t xml:space="preserve"> }}</w:t>
+        <w:t>BANCO</w:t>
+      </w:r>
+      <w:proofErr w:type="gramEnd"/>
+      <w:r>
+        <w:rPr>
+          <w:rFonts w:ascii="Garamond" w:eastAsia="Garamond" w:hAnsi="Garamond" w:cs="Garamond"/>
+          <w:sz w:val="21"/>
+          <w:szCs w:val="21"/>
+          <w:highlight w:val="yellow"/>
+        </w:rPr>
+        <w:t>|</w:t>
+      </w:r>
+      <w:proofErr w:type="gramStart"/>
+      <w:r>
+        <w:rPr>
+          <w:rFonts w:ascii="Garamond" w:eastAsia="Garamond" w:hAnsi="Garamond" w:cs="Garamond"/>
+          <w:sz w:val="21"/>
+          <w:szCs w:val="21"/>
+          <w:highlight w:val="yellow"/>
+        </w:rPr>
+        <w:t>upper</w:t>
+      </w:r>
+      <w:proofErr w:type="spellEnd"/>
+      <w:r>
+        <w:rPr>
+          <w:rFonts w:ascii="Garamond" w:eastAsia="Garamond" w:hAnsi="Garamond" w:cs="Garamond"/>
+          <w:sz w:val="21"/>
+          <w:szCs w:val="21"/>
+          <w:highlight w:val="yellow"/>
+        </w:rPr>
+        <w:t xml:space="preserve"> }</w:t>
+      </w:r>
+      <w:proofErr w:type="gramEnd"/>
+      <w:r>
+        <w:rPr>
+          <w:rFonts w:ascii="Garamond" w:eastAsia="Garamond" w:hAnsi="Garamond" w:cs="Garamond"/>
+          <w:sz w:val="21"/>
+          <w:szCs w:val="21"/>
+          <w:highlight w:val="yellow"/>
+        </w:rPr>
+        <w:t>}</w:t>
       </w:r>
     </w:p>
     <w:p>
@@ -1732,7 +1772,6 @@
         </w:rPr>
         <w:t xml:space="preserve">El presente Contrato firma electrónicamente el </w:t>
       </w:r>
-      <w:proofErr w:type="gramStart"/>
       <w:r>
         <w:rPr>
           <w:rFonts w:ascii="Garamond" w:eastAsia="Garamond" w:hAnsi="Garamond" w:cs="Garamond"/>
@@ -1741,9 +1780,8 @@
           <w:szCs w:val="21"/>
           <w:highlight w:val="yellow"/>
         </w:rPr>
-        <w:t xml:space="preserve">{{ </w:t>
-      </w:r>
-      <w:proofErr w:type="spellStart"/>
+        <w:t>{{ FECHA|</w:t>
+      </w:r>
       <w:r>
         <w:rPr>
           <w:rFonts w:ascii="Garamond" w:eastAsia="Garamond" w:hAnsi="Garamond" w:cs="Garamond"/>
@@ -1752,9 +1790,8 @@
           <w:szCs w:val="21"/>
           <w:highlight w:val="yellow"/>
         </w:rPr>
-        <w:t>FECHA</w:t>
-      </w:r>
-      <w:proofErr w:type="gramEnd"/>
+        <w:t>lower</w:t>
+      </w:r>
       <w:r>
         <w:rPr>
           <w:rFonts w:ascii="Garamond" w:eastAsia="Garamond" w:hAnsi="Garamond" w:cs="Garamond"/>
@@ -1763,40 +1800,7 @@
           <w:szCs w:val="21"/>
           <w:highlight w:val="yellow"/>
         </w:rPr>
-        <w:t>|</w:t>
-      </w:r>
-      <w:proofErr w:type="gramStart"/>
-      <w:r>
-        <w:rPr>
-          <w:rFonts w:ascii="Garamond" w:eastAsia="Garamond" w:hAnsi="Garamond" w:cs="Garamond"/>
-          <w:b/>
-          <w:sz w:val="21"/>
-          <w:szCs w:val="21"/>
-          <w:highlight w:val="yellow"/>
-        </w:rPr>
-        <w:t>upper</w:t>
-      </w:r>
-      <w:proofErr w:type="spellEnd"/>
-      <w:r>
-        <w:rPr>
-          <w:rFonts w:ascii="Garamond" w:eastAsia="Garamond" w:hAnsi="Garamond" w:cs="Garamond"/>
-          <w:b/>
-          <w:sz w:val="21"/>
-          <w:szCs w:val="21"/>
-          <w:highlight w:val="yellow"/>
-        </w:rPr>
-        <w:t xml:space="preserve"> }</w:t>
-      </w:r>
-      <w:proofErr w:type="gramEnd"/>
-      <w:r>
-        <w:rPr>
-          <w:rFonts w:ascii="Garamond" w:eastAsia="Garamond" w:hAnsi="Garamond" w:cs="Garamond"/>
-          <w:b/>
-          <w:sz w:val="21"/>
-          <w:szCs w:val="21"/>
-          <w:highlight w:val="yellow"/>
-        </w:rPr>
-        <w:t>}</w:t>
+        <w:t>}}</w:t>
       </w:r>
       <w:r>
         <w:rPr>
@@ -3293,6 +3297,7 @@
   <w:style w:type="character" w:default="1" w:styleId="Fuentedeprrafopredeter">
     <w:name w:val="Default Paragraph Font"/>
     <w:uiPriority w:val="1"/>
+    <w:semiHidden/>
     <w:unhideWhenUsed/>
   </w:style>
   <w:style w:type="table" w:default="1" w:styleId="Tablanormal">

--- a/formatos/formatos_cesiones_mx/cesion_moral_a_moral_mx.docx
+++ b/formatos/formatos_cesiones_mx/cesion_moral_a_moral_mx.docx
@@ -1255,6 +1255,7 @@
         <w:jc w:val="left"/>
         <w:rPr>
           <w:rFonts w:ascii="Garamond" w:eastAsia="Garamond" w:hAnsi="Garamond" w:cs="Garamond"/>
+          <w:bCs/>
           <w:sz w:val="20"/>
           <w:szCs w:val="20"/>
           <w:highlight w:val="yellow"/>
@@ -1282,7 +1283,7 @@
       <w:r>
         <w:rPr>
           <w:rFonts w:ascii="Garamond" w:eastAsia="Garamond" w:hAnsi="Garamond" w:cs="Garamond"/>
-          <w:b/>
+          <w:bCs/>
           <w:sz w:val="21"/>
           <w:szCs w:val="21"/>
           <w:highlight w:val="yellow"/>
@@ -1293,7 +1294,7 @@
       <w:r>
         <w:rPr>
           <w:rFonts w:ascii="Garamond" w:eastAsia="Garamond" w:hAnsi="Garamond" w:cs="Garamond"/>
-          <w:b/>
+          <w:bCs/>
           <w:sz w:val="21"/>
           <w:szCs w:val="21"/>
           <w:highlight w:val="yellow"/>
@@ -1304,7 +1305,7 @@
       <w:r>
         <w:rPr>
           <w:rFonts w:ascii="Garamond" w:eastAsia="Garamond" w:hAnsi="Garamond" w:cs="Garamond"/>
-          <w:b/>
+          <w:bCs/>
           <w:sz w:val="21"/>
           <w:szCs w:val="21"/>
           <w:highlight w:val="yellow"/>
@@ -1315,7 +1316,7 @@
       <w:r>
         <w:rPr>
           <w:rFonts w:ascii="Garamond" w:eastAsia="Garamond" w:hAnsi="Garamond" w:cs="Garamond"/>
-          <w:b/>
+          <w:bCs/>
           <w:sz w:val="21"/>
           <w:szCs w:val="21"/>
           <w:highlight w:val="yellow"/>
@@ -1326,7 +1327,7 @@
       <w:r>
         <w:rPr>
           <w:rFonts w:ascii="Garamond" w:eastAsia="Garamond" w:hAnsi="Garamond" w:cs="Garamond"/>
-          <w:b/>
+          <w:bCs/>
           <w:sz w:val="21"/>
           <w:szCs w:val="21"/>
           <w:highlight w:val="yellow"/>
@@ -1337,7 +1338,7 @@
       <w:r>
         <w:rPr>
           <w:rFonts w:ascii="Garamond" w:eastAsia="Garamond" w:hAnsi="Garamond" w:cs="Garamond"/>
-          <w:b/>
+          <w:bCs/>
           <w:sz w:val="21"/>
           <w:szCs w:val="21"/>
           <w:highlight w:val="yellow"/>

--- a/formatos/formatos_cesiones_mx/cesion_moral_a_moral_mx.docx
+++ b/formatos/formatos_cesiones_mx/cesion_moral_a_moral_mx.docx
@@ -1877,6 +1877,7 @@
               <w:jc w:val="center"/>
               <w:rPr>
                 <w:rFonts w:ascii="Garamond" w:eastAsia="Garamond" w:hAnsi="Garamond" w:cs="Garamond"/>
+                <w:bCs/>
                 <w:sz w:val="20"/>
                 <w:szCs w:val="20"/>
                 <w:highlight w:val="yellow"/>
@@ -1886,51 +1887,49 @@
             <w:r>
               <w:rPr>
                 <w:rFonts w:ascii="Garamond" w:eastAsia="Garamond" w:hAnsi="Garamond" w:cs="Garamond"/>
-                <w:b/>
+                <w:bCs/>
                 <w:sz w:val="21"/>
                 <w:szCs w:val="21"/>
                 <w:highlight w:val="yellow"/>
               </w:rPr>
-              <w:t xml:space="preserve">{{ </w:t>
+              <w:t>{{ RS</w:t>
             </w:r>
-            <w:proofErr w:type="spellStart"/>
+            <w:proofErr w:type="gramEnd"/>
             <w:r>
               <w:rPr>
                 <w:rFonts w:ascii="Garamond" w:eastAsia="Garamond" w:hAnsi="Garamond" w:cs="Garamond"/>
-                <w:b/>
+                <w:bCs/>
                 <w:sz w:val="21"/>
                 <w:szCs w:val="21"/>
                 <w:highlight w:val="yellow"/>
               </w:rPr>
-              <w:t>RS</w:t>
+              <w:t>_CEDENTE</w:t>
             </w:r>
-            <w:proofErr w:type="gramEnd"/>
             <w:r>
               <w:rPr>
                 <w:rFonts w:ascii="Garamond" w:eastAsia="Garamond" w:hAnsi="Garamond" w:cs="Garamond"/>
-                <w:b/>
+                <w:bCs/>
                 <w:sz w:val="21"/>
                 <w:szCs w:val="21"/>
                 <w:highlight w:val="yellow"/>
               </w:rPr>
-              <w:t>_CEDENTE|</w:t>
+              <w:t>_</w:t>
             </w:r>
             <w:proofErr w:type="gramStart"/>
             <w:r>
               <w:rPr>
                 <w:rFonts w:ascii="Garamond" w:eastAsia="Garamond" w:hAnsi="Garamond" w:cs="Garamond"/>
-                <w:b/>
+                <w:bCs/>
                 <w:sz w:val="21"/>
                 <w:szCs w:val="21"/>
                 <w:highlight w:val="yellow"/>
               </w:rPr>
-              <w:t>upper</w:t>
+              <w:t>FIRMA</w:t>
             </w:r>
-            <w:proofErr w:type="spellEnd"/>
             <w:r>
               <w:rPr>
                 <w:rFonts w:ascii="Garamond" w:eastAsia="Garamond" w:hAnsi="Garamond" w:cs="Garamond"/>
-                <w:b/>
+                <w:bCs/>
                 <w:sz w:val="21"/>
                 <w:szCs w:val="21"/>
                 <w:highlight w:val="yellow"/>
@@ -1941,7 +1940,7 @@
             <w:r>
               <w:rPr>
                 <w:rFonts w:ascii="Garamond" w:eastAsia="Garamond" w:hAnsi="Garamond" w:cs="Garamond"/>
-                <w:b/>
+                <w:bCs/>
                 <w:sz w:val="21"/>
                 <w:szCs w:val="21"/>
                 <w:highlight w:val="yellow"/>
@@ -2207,6 +2206,7 @@
               <w:jc w:val="center"/>
               <w:rPr>
                 <w:rFonts w:ascii="Garamond" w:eastAsia="Garamond" w:hAnsi="Garamond" w:cs="Garamond"/>
+                <w:bCs/>
                 <w:sz w:val="20"/>
                 <w:szCs w:val="20"/>
               </w:rPr>
@@ -2215,51 +2215,49 @@
             <w:r>
               <w:rPr>
                 <w:rFonts w:ascii="Garamond" w:eastAsia="Garamond" w:hAnsi="Garamond" w:cs="Garamond"/>
-                <w:b/>
+                <w:bCs/>
                 <w:sz w:val="21"/>
                 <w:szCs w:val="21"/>
                 <w:highlight w:val="yellow"/>
               </w:rPr>
-              <w:t xml:space="preserve">{{ </w:t>
+              <w:t>{{ RS</w:t>
             </w:r>
-            <w:proofErr w:type="spellStart"/>
+            <w:proofErr w:type="gramEnd"/>
             <w:r>
               <w:rPr>
                 <w:rFonts w:ascii="Garamond" w:eastAsia="Garamond" w:hAnsi="Garamond" w:cs="Garamond"/>
-                <w:b/>
+                <w:bCs/>
                 <w:sz w:val="21"/>
                 <w:szCs w:val="21"/>
                 <w:highlight w:val="yellow"/>
               </w:rPr>
-              <w:t>RS</w:t>
+              <w:t>_CESIONARIO</w:t>
             </w:r>
-            <w:proofErr w:type="gramEnd"/>
             <w:r>
               <w:rPr>
                 <w:rFonts w:ascii="Garamond" w:eastAsia="Garamond" w:hAnsi="Garamond" w:cs="Garamond"/>
-                <w:b/>
+                <w:bCs/>
                 <w:sz w:val="21"/>
                 <w:szCs w:val="21"/>
                 <w:highlight w:val="yellow"/>
               </w:rPr>
-              <w:t>_CESIONARIO|</w:t>
+              <w:t>_</w:t>
             </w:r>
             <w:proofErr w:type="gramStart"/>
             <w:r>
               <w:rPr>
                 <w:rFonts w:ascii="Garamond" w:eastAsia="Garamond" w:hAnsi="Garamond" w:cs="Garamond"/>
-                <w:b/>
+                <w:bCs/>
                 <w:sz w:val="21"/>
                 <w:szCs w:val="21"/>
                 <w:highlight w:val="yellow"/>
               </w:rPr>
-              <w:t>upper</w:t>
+              <w:t>FIRMA</w:t>
             </w:r>
-            <w:proofErr w:type="spellEnd"/>
             <w:r>
               <w:rPr>
                 <w:rFonts w:ascii="Garamond" w:eastAsia="Garamond" w:hAnsi="Garamond" w:cs="Garamond"/>
-                <w:b/>
+                <w:bCs/>
                 <w:sz w:val="21"/>
                 <w:szCs w:val="21"/>
                 <w:highlight w:val="yellow"/>
@@ -2270,7 +2268,7 @@
             <w:r>
               <w:rPr>
                 <w:rFonts w:ascii="Garamond" w:eastAsia="Garamond" w:hAnsi="Garamond" w:cs="Garamond"/>
-                <w:b/>
+                <w:bCs/>
                 <w:sz w:val="21"/>
                 <w:szCs w:val="21"/>
                 <w:highlight w:val="yellow"/>

--- a/formatos/formatos_cesiones_mx/cesion_moral_a_moral_mx.docx
+++ b/formatos/formatos_cesiones_mx/cesion_moral_a_moral_mx.docx
@@ -36,7 +36,6 @@
           <w:b/>
           <w:sz w:val="21"/>
           <w:szCs w:val="21"/>
-          <w:highlight w:val="yellow"/>
         </w:rPr>
         <w:t xml:space="preserve">{{ </w:t>
       </w:r>
@@ -47,7 +46,6 @@
           <w:b/>
           <w:sz w:val="21"/>
           <w:szCs w:val="21"/>
-          <w:highlight w:val="yellow"/>
         </w:rPr>
         <w:t>RS_CEDENTE|upper</w:t>
       </w:r>
@@ -58,7 +56,6 @@
           <w:b/>
           <w:sz w:val="21"/>
           <w:szCs w:val="21"/>
-          <w:highlight w:val="yellow"/>
         </w:rPr>
         <w:t xml:space="preserve"> }}</w:t>
       </w:r>
@@ -70,27 +67,15 @@
           <w:sz w:val="20"/>
           <w:szCs w:val="20"/>
         </w:rPr>
-        <w:t xml:space="preserve">, CON REGISTRO FEDERAL DE CONTRIBUYENTES </w:t>
-      </w:r>
-      <w:r>
-        <w:rPr>
-          <w:rFonts w:ascii="Garamond" w:eastAsia="Garamond" w:hAnsi="Garamond" w:cs="Garamond"/>
-          <w:b/>
-          <w:bCs/>
-          <w:sz w:val="20"/>
-          <w:szCs w:val="20"/>
-          <w:highlight w:val="yellow"/>
-        </w:rPr>
-        <w:t>{{</w:t>
-      </w:r>
-      <w:r>
-        <w:rPr>
-          <w:rFonts w:ascii="Garamond" w:eastAsia="Garamond" w:hAnsi="Garamond" w:cs="Garamond"/>
-          <w:b/>
-          <w:bCs/>
-          <w:sz w:val="20"/>
-          <w:szCs w:val="20"/>
-          <w:highlight w:val="yellow"/>
+        <w:t>, CON REGISTRO FEDERAL DE CONTRIBUYENTES {{</w:t>
+      </w:r>
+      <w:r>
+        <w:rPr>
+          <w:rFonts w:ascii="Garamond" w:eastAsia="Garamond" w:hAnsi="Garamond" w:cs="Garamond"/>
+          <w:b/>
+          <w:bCs/>
+          <w:sz w:val="20"/>
+          <w:szCs w:val="20"/>
         </w:rPr>
         <w:t xml:space="preserve"> </w:t>
       </w:r>
@@ -101,7 +86,6 @@
           <w:bCs/>
           <w:sz w:val="20"/>
           <w:szCs w:val="20"/>
-          <w:highlight w:val="yellow"/>
         </w:rPr>
         <w:t>CEDENTE_RFC</w:t>
       </w:r>
@@ -112,7 +96,6 @@
           <w:bCs/>
           <w:sz w:val="20"/>
           <w:szCs w:val="20"/>
-          <w:highlight w:val="yellow"/>
         </w:rPr>
         <w:t xml:space="preserve"> </w:t>
       </w:r>
@@ -123,9 +106,96 @@
           <w:bCs/>
           <w:sz w:val="20"/>
           <w:szCs w:val="20"/>
-          <w:highlight w:val="yellow"/>
-        </w:rPr>
-        <w:t>}}</w:t>
+        </w:rPr>
+        <w:t>}},</w:t>
+      </w:r>
+      <w:r>
+        <w:rPr>
+          <w:rFonts w:ascii="Garamond" w:eastAsia="Garamond" w:hAnsi="Garamond" w:cs="Garamond"/>
+          <w:b/>
+          <w:bCs/>
+          <w:sz w:val="20"/>
+          <w:szCs w:val="20"/>
+        </w:rPr>
+        <w:t xml:space="preserve"> REPRESENTADA EN ESTE ACTO POR </w:t>
+      </w:r>
+      <w:r>
+        <w:rPr>
+          <w:rFonts w:ascii="Garamond" w:eastAsia="Garamond" w:hAnsi="Garamond" w:cs="Garamond"/>
+          <w:b/>
+          <w:sz w:val="21"/>
+          <w:szCs w:val="21"/>
+        </w:rPr>
+        <w:t xml:space="preserve">{{ </w:t>
+      </w:r>
+      <w:proofErr w:type="spellStart"/>
+      <w:r>
+        <w:rPr>
+          <w:rFonts w:ascii="Garamond" w:eastAsia="Garamond" w:hAnsi="Garamond" w:cs="Garamond"/>
+          <w:b/>
+          <w:sz w:val="21"/>
+          <w:szCs w:val="21"/>
+        </w:rPr>
+        <w:t>RL_CEDENTE|upper</w:t>
+      </w:r>
+      <w:proofErr w:type="spellEnd"/>
+      <w:r>
+        <w:rPr>
+          <w:rFonts w:ascii="Garamond" w:eastAsia="Garamond" w:hAnsi="Garamond" w:cs="Garamond"/>
+          <w:b/>
+          <w:sz w:val="21"/>
+          <w:szCs w:val="21"/>
+        </w:rPr>
+        <w:t xml:space="preserve"> }}</w:t>
+      </w:r>
+      <w:r>
+        <w:rPr>
+          <w:rFonts w:ascii="Garamond" w:eastAsia="Garamond" w:hAnsi="Garamond" w:cs="Garamond"/>
+          <w:b/>
+          <w:bCs/>
+          <w:sz w:val="20"/>
+          <w:szCs w:val="20"/>
+        </w:rPr>
+        <w:t xml:space="preserve"> </w:t>
+      </w:r>
+      <w:r>
+        <w:rPr>
+          <w:rFonts w:ascii="Garamond" w:eastAsia="Garamond" w:hAnsi="Garamond" w:cs="Garamond"/>
+          <w:b/>
+          <w:bCs/>
+          <w:sz w:val="20"/>
+          <w:szCs w:val="20"/>
+        </w:rPr>
+        <w:t xml:space="preserve">(EN ADELANTE, EL “CEDENTE”); POR OTRA PARTE, </w:t>
+      </w:r>
+      <w:r>
+        <w:rPr>
+          <w:rFonts w:ascii="Garamond" w:eastAsia="Garamond" w:hAnsi="Garamond" w:cs="Garamond"/>
+          <w:b/>
+          <w:sz w:val="21"/>
+          <w:szCs w:val="21"/>
+        </w:rPr>
+        <w:t xml:space="preserve">{{ </w:t>
+      </w:r>
+      <w:proofErr w:type="spellStart"/>
+      <w:r>
+        <w:rPr>
+          <w:rFonts w:ascii="Garamond" w:eastAsia="Garamond" w:hAnsi="Garamond" w:cs="Garamond"/>
+          <w:b/>
+          <w:sz w:val="21"/>
+          <w:szCs w:val="21"/>
+        </w:rPr>
+        <w:t>RS_CESIONARIO|upper</w:t>
+      </w:r>
+      <w:proofErr w:type="spellEnd"/>
+      <w:r>
+        <w:rPr>
+          <w:rFonts w:ascii="Garamond" w:eastAsia="Garamond" w:hAnsi="Garamond" w:cs="Garamond"/>
+          <w:b/>
+          <w:sz w:val="21"/>
+          <w:szCs w:val="21"/>
+        </w:rPr>
+        <w:t xml:space="preserve"> }}</w:t>
       </w:r>
       <w:r>
         <w:rPr>
@@ -145,6 +215,66 @@
           <w:sz w:val="20"/>
           <w:szCs w:val="20"/>
         </w:rPr>
+        <w:t xml:space="preserve"> </w:t>
+      </w:r>
+      <w:r>
+        <w:rPr>
+          <w:rFonts w:ascii="Garamond" w:eastAsia="Garamond" w:hAnsi="Garamond" w:cs="Garamond"/>
+          <w:b/>
+          <w:bCs/>
+          <w:sz w:val="20"/>
+          <w:szCs w:val="20"/>
+        </w:rPr>
+        <w:t xml:space="preserve"> CON REGISTRO FEDERAL DE CONTRIBUYENTES {{</w:t>
+      </w:r>
+      <w:r>
+        <w:rPr>
+          <w:rFonts w:ascii="Garamond" w:eastAsia="Garamond" w:hAnsi="Garamond" w:cs="Garamond"/>
+          <w:b/>
+          <w:bCs/>
+          <w:sz w:val="20"/>
+          <w:szCs w:val="20"/>
+        </w:rPr>
+        <w:t xml:space="preserve"> </w:t>
+      </w:r>
+      <w:r>
+        <w:rPr>
+          <w:rFonts w:ascii="Garamond" w:eastAsia="Garamond" w:hAnsi="Garamond" w:cs="Garamond"/>
+          <w:b/>
+          <w:bCs/>
+          <w:sz w:val="20"/>
+          <w:szCs w:val="20"/>
+        </w:rPr>
+        <w:t>CESIONARIO_RFC</w:t>
+      </w:r>
+      <w:r>
+        <w:rPr>
+          <w:rFonts w:ascii="Garamond" w:eastAsia="Garamond" w:hAnsi="Garamond" w:cs="Garamond"/>
+          <w:b/>
+          <w:bCs/>
+          <w:sz w:val="20"/>
+          <w:szCs w:val="20"/>
+        </w:rPr>
+        <w:t xml:space="preserve"> </w:t>
+      </w:r>
+      <w:r>
+        <w:rPr>
+          <w:rFonts w:ascii="Garamond" w:eastAsia="Garamond" w:hAnsi="Garamond" w:cs="Garamond"/>
+          <w:b/>
+          <w:bCs/>
+          <w:sz w:val="20"/>
+          <w:szCs w:val="20"/>
+        </w:rPr>
+        <w:t>}},</w:t>
+      </w:r>
+      <w:r>
+        <w:rPr>
+          <w:rFonts w:ascii="Garamond" w:eastAsia="Garamond" w:hAnsi="Garamond" w:cs="Garamond"/>
+          <w:b/>
+          <w:bCs/>
+          <w:sz w:val="20"/>
+          <w:szCs w:val="20"/>
+        </w:rPr>
         <w:t xml:space="preserve"> REPRESENTADA EN ESTE ACTO POR </w:t>
       </w:r>
       <w:r>
@@ -153,7 +283,6 @@
           <w:b/>
           <w:sz w:val="21"/>
           <w:szCs w:val="21"/>
-          <w:highlight w:val="yellow"/>
         </w:rPr>
         <w:t xml:space="preserve">{{ </w:t>
       </w:r>
@@ -164,9 +293,8 @@
           <w:b/>
           <w:sz w:val="21"/>
           <w:szCs w:val="21"/>
-          <w:highlight w:val="yellow"/>
-        </w:rPr>
-        <w:t>RL_CEDENTE|upper</w:t>
+        </w:rPr>
+        <w:t>RL_CESIONARIO|upper</w:t>
       </w:r>
       <w:proofErr w:type="spellEnd"/>
       <w:r>
@@ -175,196 +303,6 @@
           <w:b/>
           <w:sz w:val="21"/>
           <w:szCs w:val="21"/>
-          <w:highlight w:val="yellow"/>
-        </w:rPr>
-        <w:t xml:space="preserve"> }}</w:t>
-      </w:r>
-      <w:r>
-        <w:rPr>
-          <w:rFonts w:ascii="Garamond" w:eastAsia="Garamond" w:hAnsi="Garamond" w:cs="Garamond"/>
-          <w:b/>
-          <w:bCs/>
-          <w:sz w:val="20"/>
-          <w:szCs w:val="20"/>
-        </w:rPr>
-        <w:t xml:space="preserve"> </w:t>
-      </w:r>
-      <w:r>
-        <w:rPr>
-          <w:rFonts w:ascii="Garamond" w:eastAsia="Garamond" w:hAnsi="Garamond" w:cs="Garamond"/>
-          <w:b/>
-          <w:bCs/>
-          <w:sz w:val="20"/>
-          <w:szCs w:val="20"/>
-        </w:rPr>
-        <w:t xml:space="preserve">(EN ADELANTE, EL “CEDENTE”); POR OTRA PARTE, </w:t>
-      </w:r>
-      <w:r>
-        <w:rPr>
-          <w:rFonts w:ascii="Garamond" w:eastAsia="Garamond" w:hAnsi="Garamond" w:cs="Garamond"/>
-          <w:b/>
-          <w:sz w:val="21"/>
-          <w:szCs w:val="21"/>
-          <w:highlight w:val="yellow"/>
-        </w:rPr>
-        <w:t xml:space="preserve">{{ </w:t>
-      </w:r>
-      <w:proofErr w:type="spellStart"/>
-      <w:r>
-        <w:rPr>
-          <w:rFonts w:ascii="Garamond" w:eastAsia="Garamond" w:hAnsi="Garamond" w:cs="Garamond"/>
-          <w:b/>
-          <w:sz w:val="21"/>
-          <w:szCs w:val="21"/>
-          <w:highlight w:val="yellow"/>
-        </w:rPr>
-        <w:t>RS_CESIONARIO|upper</w:t>
-      </w:r>
-      <w:proofErr w:type="spellEnd"/>
-      <w:r>
-        <w:rPr>
-          <w:rFonts w:ascii="Garamond" w:eastAsia="Garamond" w:hAnsi="Garamond" w:cs="Garamond"/>
-          <w:b/>
-          <w:sz w:val="21"/>
-          <w:szCs w:val="21"/>
-          <w:highlight w:val="yellow"/>
-        </w:rPr>
-        <w:t xml:space="preserve"> }}</w:t>
-      </w:r>
-      <w:r>
-        <w:rPr>
-          <w:rFonts w:ascii="Garamond" w:eastAsia="Garamond" w:hAnsi="Garamond" w:cs="Garamond"/>
-          <w:b/>
-          <w:bCs/>
-          <w:sz w:val="20"/>
-          <w:szCs w:val="20"/>
-        </w:rPr>
-        <w:t>,</w:t>
-      </w:r>
-      <w:r>
-        <w:rPr>
-          <w:rFonts w:ascii="Garamond" w:eastAsia="Garamond" w:hAnsi="Garamond" w:cs="Garamond"/>
-          <w:b/>
-          <w:bCs/>
-          <w:sz w:val="20"/>
-          <w:szCs w:val="20"/>
-        </w:rPr>
-        <w:t xml:space="preserve"> </w:t>
-      </w:r>
-      <w:r>
-        <w:rPr>
-          <w:rFonts w:ascii="Garamond" w:eastAsia="Garamond" w:hAnsi="Garamond" w:cs="Garamond"/>
-          <w:b/>
-          <w:bCs/>
-          <w:sz w:val="20"/>
-          <w:szCs w:val="20"/>
-        </w:rPr>
-        <w:t xml:space="preserve"> CON REGISTRO FEDERAL DE CONTRIBUYENTES </w:t>
-      </w:r>
-      <w:r>
-        <w:rPr>
-          <w:rFonts w:ascii="Garamond" w:eastAsia="Garamond" w:hAnsi="Garamond" w:cs="Garamond"/>
-          <w:b/>
-          <w:bCs/>
-          <w:sz w:val="20"/>
-          <w:szCs w:val="20"/>
-          <w:highlight w:val="yellow"/>
-        </w:rPr>
-        <w:t>{{</w:t>
-      </w:r>
-      <w:r>
-        <w:rPr>
-          <w:rFonts w:ascii="Garamond" w:eastAsia="Garamond" w:hAnsi="Garamond" w:cs="Garamond"/>
-          <w:b/>
-          <w:bCs/>
-          <w:sz w:val="20"/>
-          <w:szCs w:val="20"/>
-          <w:highlight w:val="yellow"/>
-        </w:rPr>
-        <w:t xml:space="preserve"> </w:t>
-      </w:r>
-      <w:r>
-        <w:rPr>
-          <w:rFonts w:ascii="Garamond" w:eastAsia="Garamond" w:hAnsi="Garamond" w:cs="Garamond"/>
-          <w:b/>
-          <w:bCs/>
-          <w:sz w:val="20"/>
-          <w:szCs w:val="20"/>
-          <w:highlight w:val="yellow"/>
-        </w:rPr>
-        <w:t>CESIONARIO_RFC</w:t>
-      </w:r>
-      <w:r>
-        <w:rPr>
-          <w:rFonts w:ascii="Garamond" w:eastAsia="Garamond" w:hAnsi="Garamond" w:cs="Garamond"/>
-          <w:b/>
-          <w:bCs/>
-          <w:sz w:val="20"/>
-          <w:szCs w:val="20"/>
-          <w:highlight w:val="yellow"/>
-        </w:rPr>
-        <w:t xml:space="preserve"> </w:t>
-      </w:r>
-      <w:r>
-        <w:rPr>
-          <w:rFonts w:ascii="Garamond" w:eastAsia="Garamond" w:hAnsi="Garamond" w:cs="Garamond"/>
-          <w:b/>
-          <w:bCs/>
-          <w:sz w:val="20"/>
-          <w:szCs w:val="20"/>
-          <w:highlight w:val="yellow"/>
-        </w:rPr>
-        <w:t>}}</w:t>
-      </w:r>
-      <w:r>
-        <w:rPr>
-          <w:rFonts w:ascii="Garamond" w:eastAsia="Garamond" w:hAnsi="Garamond" w:cs="Garamond"/>
-          <w:b/>
-          <w:bCs/>
-          <w:sz w:val="20"/>
-          <w:szCs w:val="20"/>
-        </w:rPr>
-        <w:t>,</w:t>
-      </w:r>
-      <w:r>
-        <w:rPr>
-          <w:rFonts w:ascii="Garamond" w:eastAsia="Garamond" w:hAnsi="Garamond" w:cs="Garamond"/>
-          <w:b/>
-          <w:bCs/>
-          <w:sz w:val="20"/>
-          <w:szCs w:val="20"/>
-        </w:rPr>
-        <w:t xml:space="preserve"> REPRESENTADA EN ESTE ACTO POR </w:t>
-      </w:r>
-      <w:r>
-        <w:rPr>
-          <w:rFonts w:ascii="Garamond" w:eastAsia="Garamond" w:hAnsi="Garamond" w:cs="Garamond"/>
-          <w:b/>
-          <w:sz w:val="21"/>
-          <w:szCs w:val="21"/>
-          <w:highlight w:val="yellow"/>
-        </w:rPr>
-        <w:t xml:space="preserve">{{ </w:t>
-      </w:r>
-      <w:proofErr w:type="spellStart"/>
-      <w:r>
-        <w:rPr>
-          <w:rFonts w:ascii="Garamond" w:eastAsia="Garamond" w:hAnsi="Garamond" w:cs="Garamond"/>
-          <w:b/>
-          <w:sz w:val="21"/>
-          <w:szCs w:val="21"/>
-          <w:highlight w:val="yellow"/>
-        </w:rPr>
-        <w:t>RL_CESIONARIO|upper</w:t>
-      </w:r>
-      <w:proofErr w:type="spellEnd"/>
-      <w:r>
-        <w:rPr>
-          <w:rFonts w:ascii="Garamond" w:eastAsia="Garamond" w:hAnsi="Garamond" w:cs="Garamond"/>
-          <w:b/>
-          <w:sz w:val="21"/>
-          <w:szCs w:val="21"/>
-          <w:highlight w:val="yellow"/>
         </w:rPr>
         <w:t xml:space="preserve"> }}</w:t>
       </w:r>
@@ -514,7 +452,6 @@
           <w:rFonts w:ascii="Garamond" w:eastAsia="Garamond" w:hAnsi="Garamond" w:cs="Garamond"/>
           <w:sz w:val="21"/>
           <w:szCs w:val="21"/>
-          <w:highlight w:val="yellow"/>
         </w:rPr>
         <w:t xml:space="preserve">{{ </w:t>
       </w:r>
@@ -524,7 +461,6 @@
           <w:rFonts w:ascii="Garamond" w:eastAsia="Garamond" w:hAnsi="Garamond" w:cs="Garamond"/>
           <w:sz w:val="21"/>
           <w:szCs w:val="21"/>
-          <w:highlight w:val="yellow"/>
         </w:rPr>
         <w:t>MARCA</w:t>
       </w:r>
@@ -534,7 +470,6 @@
           <w:rFonts w:ascii="Garamond" w:eastAsia="Garamond" w:hAnsi="Garamond" w:cs="Garamond"/>
           <w:sz w:val="21"/>
           <w:szCs w:val="21"/>
-          <w:highlight w:val="yellow"/>
         </w:rPr>
         <w:t>|</w:t>
       </w:r>
@@ -544,7 +479,6 @@
           <w:rFonts w:ascii="Garamond" w:eastAsia="Garamond" w:hAnsi="Garamond" w:cs="Garamond"/>
           <w:sz w:val="21"/>
           <w:szCs w:val="21"/>
-          <w:highlight w:val="yellow"/>
         </w:rPr>
         <w:t>title</w:t>
       </w:r>
@@ -554,7 +488,6 @@
           <w:rFonts w:ascii="Garamond" w:eastAsia="Garamond" w:hAnsi="Garamond" w:cs="Garamond"/>
           <w:sz w:val="21"/>
           <w:szCs w:val="21"/>
-          <w:highlight w:val="yellow"/>
         </w:rPr>
         <w:t xml:space="preserve"> }</w:t>
       </w:r>
@@ -564,7 +497,6 @@
           <w:rFonts w:ascii="Garamond" w:eastAsia="Garamond" w:hAnsi="Garamond" w:cs="Garamond"/>
           <w:sz w:val="21"/>
           <w:szCs w:val="21"/>
-          <w:highlight w:val="yellow"/>
         </w:rPr>
         <w:t>}</w:t>
       </w:r>
@@ -1258,7 +1190,6 @@
           <w:bCs/>
           <w:sz w:val="20"/>
           <w:szCs w:val="20"/>
-          <w:highlight w:val="yellow"/>
         </w:rPr>
       </w:pPr>
       <w:r>
@@ -1286,7 +1217,6 @@
           <w:bCs/>
           <w:sz w:val="21"/>
           <w:szCs w:val="21"/>
-          <w:highlight w:val="yellow"/>
         </w:rPr>
         <w:t xml:space="preserve">{{ </w:t>
       </w:r>
@@ -1297,7 +1227,6 @@
           <w:bCs/>
           <w:sz w:val="21"/>
           <w:szCs w:val="21"/>
-          <w:highlight w:val="yellow"/>
         </w:rPr>
         <w:t>RS</w:t>
       </w:r>
@@ -1308,7 +1237,6 @@
           <w:bCs/>
           <w:sz w:val="21"/>
           <w:szCs w:val="21"/>
-          <w:highlight w:val="yellow"/>
         </w:rPr>
         <w:t>_CESIONARIO|</w:t>
       </w:r>
@@ -1319,7 +1247,6 @@
           <w:bCs/>
           <w:sz w:val="21"/>
           <w:szCs w:val="21"/>
-          <w:highlight w:val="yellow"/>
         </w:rPr>
         <w:t>upper</w:t>
       </w:r>
@@ -1330,7 +1257,6 @@
           <w:bCs/>
           <w:sz w:val="21"/>
           <w:szCs w:val="21"/>
-          <w:highlight w:val="yellow"/>
         </w:rPr>
         <w:t xml:space="preserve"> }</w:t>
       </w:r>
@@ -1341,7 +1267,6 @@
           <w:bCs/>
           <w:sz w:val="21"/>
           <w:szCs w:val="21"/>
-          <w:highlight w:val="yellow"/>
         </w:rPr>
         <w:t>}</w:t>
       </w:r>
@@ -1362,7 +1287,6 @@
           <w:rFonts w:ascii="Garamond" w:eastAsia="Garamond" w:hAnsi="Garamond" w:cs="Garamond"/>
           <w:sz w:val="20"/>
           <w:szCs w:val="20"/>
-          <w:highlight w:val="yellow"/>
         </w:rPr>
       </w:pPr>
       <w:r>
@@ -1389,7 +1313,6 @@
           <w:rFonts w:ascii="Garamond" w:eastAsia="Garamond" w:hAnsi="Garamond" w:cs="Garamond"/>
           <w:sz w:val="21"/>
           <w:szCs w:val="21"/>
-          <w:highlight w:val="yellow"/>
         </w:rPr>
         <w:t xml:space="preserve">{{ </w:t>
       </w:r>
@@ -1399,7 +1322,6 @@
           <w:rFonts w:ascii="Garamond" w:eastAsia="Garamond" w:hAnsi="Garamond" w:cs="Garamond"/>
           <w:sz w:val="21"/>
           <w:szCs w:val="21"/>
-          <w:highlight w:val="yellow"/>
         </w:rPr>
         <w:t>BANCO</w:t>
       </w:r>
@@ -1409,7 +1331,6 @@
           <w:rFonts w:ascii="Garamond" w:eastAsia="Garamond" w:hAnsi="Garamond" w:cs="Garamond"/>
           <w:sz w:val="21"/>
           <w:szCs w:val="21"/>
-          <w:highlight w:val="yellow"/>
         </w:rPr>
         <w:t>|</w:t>
       </w:r>
@@ -1419,7 +1340,6 @@
           <w:rFonts w:ascii="Garamond" w:eastAsia="Garamond" w:hAnsi="Garamond" w:cs="Garamond"/>
           <w:sz w:val="21"/>
           <w:szCs w:val="21"/>
-          <w:highlight w:val="yellow"/>
         </w:rPr>
         <w:t>upper</w:t>
       </w:r>
@@ -1429,7 +1349,6 @@
           <w:rFonts w:ascii="Garamond" w:eastAsia="Garamond" w:hAnsi="Garamond" w:cs="Garamond"/>
           <w:sz w:val="21"/>
           <w:szCs w:val="21"/>
-          <w:highlight w:val="yellow"/>
         </w:rPr>
         <w:t xml:space="preserve"> }</w:t>
       </w:r>
@@ -1439,7 +1358,6 @@
           <w:rFonts w:ascii="Garamond" w:eastAsia="Garamond" w:hAnsi="Garamond" w:cs="Garamond"/>
           <w:sz w:val="21"/>
           <w:szCs w:val="21"/>
-          <w:highlight w:val="yellow"/>
         </w:rPr>
         <w:t>}</w:t>
       </w:r>
@@ -1460,7 +1378,6 @@
           <w:rFonts w:ascii="Garamond" w:eastAsia="Garamond" w:hAnsi="Garamond" w:cs="Garamond"/>
           <w:sz w:val="20"/>
           <w:szCs w:val="20"/>
-          <w:highlight w:val="yellow"/>
         </w:rPr>
       </w:pPr>
       <w:proofErr w:type="spellStart"/>
@@ -1499,7 +1416,6 @@
           <w:rFonts w:ascii="Garamond" w:eastAsia="Garamond" w:hAnsi="Garamond" w:cs="Garamond"/>
           <w:sz w:val="21"/>
           <w:szCs w:val="21"/>
-          <w:highlight w:val="yellow"/>
         </w:rPr>
         <w:t>{{ CLABE</w:t>
       </w:r>
@@ -1509,7 +1425,6 @@
           <w:rFonts w:ascii="Garamond" w:eastAsia="Garamond" w:hAnsi="Garamond" w:cs="Garamond"/>
           <w:sz w:val="21"/>
           <w:szCs w:val="21"/>
-          <w:highlight w:val="yellow"/>
         </w:rPr>
         <w:t>_</w:t>
       </w:r>
@@ -1519,7 +1434,6 @@
           <w:rFonts w:ascii="Garamond" w:eastAsia="Garamond" w:hAnsi="Garamond" w:cs="Garamond"/>
           <w:sz w:val="21"/>
           <w:szCs w:val="21"/>
-          <w:highlight w:val="yellow"/>
         </w:rPr>
         <w:t>INTERBANCARIA }</w:t>
       </w:r>
@@ -1529,7 +1443,6 @@
           <w:rFonts w:ascii="Garamond" w:eastAsia="Garamond" w:hAnsi="Garamond" w:cs="Garamond"/>
           <w:sz w:val="21"/>
           <w:szCs w:val="21"/>
-          <w:highlight w:val="yellow"/>
         </w:rPr>
         <w:t>}</w:t>
       </w:r>
@@ -1550,7 +1463,6 @@
           <w:rFonts w:ascii="Garamond" w:eastAsia="Garamond" w:hAnsi="Garamond" w:cs="Garamond"/>
           <w:sz w:val="20"/>
           <w:szCs w:val="20"/>
-          <w:highlight w:val="yellow"/>
         </w:rPr>
       </w:pPr>
       <w:r>
@@ -1568,7 +1480,6 @@
           <w:rFonts w:ascii="Garamond" w:eastAsia="Garamond" w:hAnsi="Garamond" w:cs="Garamond"/>
           <w:sz w:val="21"/>
           <w:szCs w:val="21"/>
-          <w:highlight w:val="yellow"/>
         </w:rPr>
         <w:t>{{ NUMERO_CUENTA }}</w:t>
       </w:r>
@@ -1727,7 +1638,6 @@
           <w:rFonts w:ascii="Garamond" w:eastAsia="Garamond" w:hAnsi="Garamond" w:cs="Garamond"/>
           <w:sz w:val="20"/>
           <w:szCs w:val="20"/>
-          <w:highlight w:val="green"/>
         </w:rPr>
       </w:pPr>
       <w:r>
@@ -1779,7 +1689,6 @@
           <w:b/>
           <w:sz w:val="21"/>
           <w:szCs w:val="21"/>
-          <w:highlight w:val="yellow"/>
         </w:rPr>
         <w:t>{{ FECHA|</w:t>
       </w:r>
@@ -1789,7 +1698,6 @@
           <w:b/>
           <w:sz w:val="21"/>
           <w:szCs w:val="21"/>
-          <w:highlight w:val="yellow"/>
         </w:rPr>
         <w:t>lower</w:t>
       </w:r>
@@ -1799,7 +1707,6 @@
           <w:b/>
           <w:sz w:val="21"/>
           <w:szCs w:val="21"/>
-          <w:highlight w:val="yellow"/>
         </w:rPr>
         <w:t>}}</w:t>
       </w:r>
@@ -1880,7 +1787,6 @@
                 <w:bCs/>
                 <w:sz w:val="20"/>
                 <w:szCs w:val="20"/>
-                <w:highlight w:val="yellow"/>
               </w:rPr>
             </w:pPr>
             <w:proofErr w:type="gramStart"/>
@@ -1890,7 +1796,6 @@
                 <w:bCs/>
                 <w:sz w:val="21"/>
                 <w:szCs w:val="21"/>
-                <w:highlight w:val="yellow"/>
               </w:rPr>
               <w:t>{{ RS</w:t>
             </w:r>
@@ -1901,7 +1806,6 @@
                 <w:bCs/>
                 <w:sz w:val="21"/>
                 <w:szCs w:val="21"/>
-                <w:highlight w:val="yellow"/>
               </w:rPr>
               <w:t>_CEDENTE</w:t>
             </w:r>
@@ -1911,7 +1815,6 @@
                 <w:bCs/>
                 <w:sz w:val="21"/>
                 <w:szCs w:val="21"/>
-                <w:highlight w:val="yellow"/>
               </w:rPr>
               <w:t>_</w:t>
             </w:r>
@@ -1922,7 +1825,6 @@
                 <w:bCs/>
                 <w:sz w:val="21"/>
                 <w:szCs w:val="21"/>
-                <w:highlight w:val="yellow"/>
               </w:rPr>
               <w:t>FIRMA</w:t>
             </w:r>
@@ -1932,7 +1834,6 @@
                 <w:bCs/>
                 <w:sz w:val="21"/>
                 <w:szCs w:val="21"/>
-                <w:highlight w:val="yellow"/>
               </w:rPr>
               <w:t xml:space="preserve"> }</w:t>
             </w:r>
@@ -1943,7 +1844,6 @@
                 <w:bCs/>
                 <w:sz w:val="21"/>
                 <w:szCs w:val="21"/>
-                <w:highlight w:val="yellow"/>
               </w:rPr>
               <w:t>}</w:t>
             </w:r>
@@ -1962,7 +1862,6 @@
                 <w:rFonts w:ascii="Garamond" w:eastAsia="Garamond" w:hAnsi="Garamond" w:cs="Garamond"/>
                 <w:sz w:val="20"/>
                 <w:szCs w:val="20"/>
-                <w:highlight w:val="yellow"/>
               </w:rPr>
             </w:pPr>
           </w:p>
@@ -1980,7 +1879,6 @@
                 <w:rFonts w:ascii="Garamond" w:eastAsia="Garamond" w:hAnsi="Garamond" w:cs="Garamond"/>
                 <w:sz w:val="20"/>
                 <w:szCs w:val="20"/>
-                <w:highlight w:val="yellow"/>
               </w:rPr>
             </w:pPr>
           </w:p>
@@ -1998,7 +1896,6 @@
                 <w:rFonts w:ascii="Garamond" w:eastAsia="Garamond" w:hAnsi="Garamond" w:cs="Garamond"/>
                 <w:sz w:val="20"/>
                 <w:szCs w:val="20"/>
-                <w:highlight w:val="yellow"/>
               </w:rPr>
             </w:pPr>
           </w:p>
@@ -2218,7 +2115,6 @@
                 <w:bCs/>
                 <w:sz w:val="21"/>
                 <w:szCs w:val="21"/>
-                <w:highlight w:val="yellow"/>
               </w:rPr>
               <w:t>{{ RS</w:t>
             </w:r>
@@ -2229,7 +2125,6 @@
                 <w:bCs/>
                 <w:sz w:val="21"/>
                 <w:szCs w:val="21"/>
-                <w:highlight w:val="yellow"/>
               </w:rPr>
               <w:t>_CESIONARIO</w:t>
             </w:r>
@@ -2239,7 +2134,6 @@
                 <w:bCs/>
                 <w:sz w:val="21"/>
                 <w:szCs w:val="21"/>
-                <w:highlight w:val="yellow"/>
               </w:rPr>
               <w:t>_</w:t>
             </w:r>
@@ -2250,7 +2144,6 @@
                 <w:bCs/>
                 <w:sz w:val="21"/>
                 <w:szCs w:val="21"/>
-                <w:highlight w:val="yellow"/>
               </w:rPr>
               <w:t>FIRMA</w:t>
             </w:r>
@@ -2260,7 +2153,6 @@
                 <w:bCs/>
                 <w:sz w:val="21"/>
                 <w:szCs w:val="21"/>
-                <w:highlight w:val="yellow"/>
               </w:rPr>
               <w:t xml:space="preserve"> }</w:t>
             </w:r>
@@ -2271,7 +2163,6 @@
                 <w:bCs/>
                 <w:sz w:val="21"/>
                 <w:szCs w:val="21"/>
-                <w:highlight w:val="yellow"/>
               </w:rPr>
               <w:t>}</w:t>
             </w:r>
@@ -2290,7 +2181,6 @@
                 <w:rFonts w:ascii="Garamond" w:eastAsia="Garamond" w:hAnsi="Garamond" w:cs="Garamond"/>
                 <w:sz w:val="20"/>
                 <w:szCs w:val="20"/>
-                <w:highlight w:val="yellow"/>
               </w:rPr>
             </w:pPr>
           </w:p>
@@ -2308,7 +2198,6 @@
                 <w:rFonts w:ascii="Garamond" w:eastAsia="Garamond" w:hAnsi="Garamond" w:cs="Garamond"/>
                 <w:sz w:val="20"/>
                 <w:szCs w:val="20"/>
-                <w:highlight w:val="yellow"/>
               </w:rPr>
             </w:pPr>
           </w:p>
@@ -2326,7 +2215,6 @@
                 <w:rFonts w:ascii="Garamond" w:eastAsia="Garamond" w:hAnsi="Garamond" w:cs="Garamond"/>
                 <w:sz w:val="20"/>
                 <w:szCs w:val="20"/>
-                <w:highlight w:val="yellow"/>
               </w:rPr>
             </w:pPr>
           </w:p>
@@ -2466,15 +2354,7 @@
                 <w:sz w:val="20"/>
                 <w:szCs w:val="20"/>
               </w:rPr>
-              <w:t>Representante l</w:t>
-            </w:r>
-            <w:r>
-              <w:rPr>
-                <w:rFonts w:ascii="Garamond" w:eastAsia="Garamond" w:hAnsi="Garamond" w:cs="Garamond"/>
-                <w:sz w:val="20"/>
-                <w:szCs w:val="20"/>
-              </w:rPr>
-              <w:t>egal</w:t>
+              <w:t>Representante legal</w:t>
             </w:r>
           </w:p>
         </w:tc>
